--- a/courts/fourth-circuit/west-virginia/state/intermediate-court-of-appeals/answering-brief/usage/OUTPUT-answering-brief.docx
+++ b/courts/fourth-circuit/west-virginia/state/intermediate-court-of-appeals/answering-brief/usage/OUTPUT-answering-brief.docx
@@ -511,7 +511,12 @@
     </w:p>
     <w:p>
       <w:pPr>
-        <w:spacing w:before="1728" w:after="0" w:line="276" w:lineRule="exact"/>
+        <w:spacing w:before="0" w:after="0" w:line="6374" w:lineRule="exact"/>
+      </w:pPr>
+    </w:p>
+    <w:p>
+      <w:pPr>
+        <w:spacing w:before="0" w:after="0" w:line="276" w:lineRule="exact"/>
         <w:ind w:left="4608" w:firstLine="0"/>
         <w:jc w:val="left"/>
       </w:pPr>
@@ -2010,7 +2015,7 @@
         <w:tab/>
       </w:r>
       <w:r>
-        <w:t xml:space="preserve">17</w:t>
+        <w:t xml:space="preserve">18</w:t>
       </w:r>
     </w:p>
     <w:p>
@@ -2240,7 +2245,7 @@
         <w:tab/>
       </w:r>
       <w:r>
-        <w:t xml:space="preserve">19</w:t>
+        <w:t xml:space="preserve">20</w:t>
       </w:r>
     </w:p>
     <w:p>
@@ -2721,7 +2726,7 @@
         <w:tab/>
       </w:r>
       <w:r>
-        <w:t xml:space="preserve">4, 14</w:t>
+        <w:t xml:space="preserve">4, 15</w:t>
       </w:r>
     </w:p>
     <w:p>
@@ -3605,7 +3610,7 @@
           <w:tab w:val="right" w:leader="dot" w:pos="9360"/>
         </w:tabs>
         <w:spacing w:before="216" w:after="0" w:line="276" w:lineRule="exact"/>
-        <w:ind w:left="360" w:right="1440" w:hanging="360"/>
+        <w:ind w:left="360" w:right="1200" w:hanging="360"/>
       </w:pPr>
       <w:r>
         <w:t xml:space="preserve">W.</w:t>
@@ -3645,7 +3650,7 @@
         <w:tab/>
       </w:r>
       <w:r>
-        <w:t xml:space="preserve">1, 2, 3, 4, 6, 19</w:t>
+        <w:t xml:space="preserve">1, 2, 4, 6, 19</w:t>
       </w:r>
     </w:p>
     <w:p>
@@ -3795,7 +3800,7 @@
         <w:tab/>
       </w:r>
       <w:r>
-        <w:t xml:space="preserve">2, 3, 17, 19</w:t>
+        <w:t xml:space="preserve">2, 3, 17, 20</w:t>
       </w:r>
     </w:p>
     <w:p>
@@ -4673,19 +4678,7 @@
         <w:pStyle w:val="BodyText"/>
       </w:pPr>
       <w:r>
-        <w:t xml:space="preserve">Ronald Keller experienced frequent and intense exposure to the hazards of products that contained benzene for 15+ years in his employment as a roofer. The current state of the scientific literature supports a relationship between benzene exposure and myelodysplastic syndrome. As such, Mr. Keller met the requirements set forth in W. Va. Code § 23</w:t>
-      </w:r>
-      <w:r>
-        <w:noBreakHyphen/>
-      </w:r>
-      <w:r>
-        <w:t xml:space="preserve">4</w:t>
-      </w:r>
-      <w:r>
-        <w:noBreakHyphen/>
-      </w:r>
-      <w:r>
-        <w:t xml:space="preserve">1</w:t>
+        <w:t xml:space="preserve">Ronald Keller experienced frequent and intense exposure to the hazards of products that contained benzene for 15+ years in his employment as a roofer. The current state of the scientific literature supports a relationship between benzene exposure and myelodysplastic syndrome. As such, Mr. Keller met the requirements set forth in W. Va. Code § 23-⁠4-⁠1</w:t>
       </w:r>
       <w:r>
         <w:t xml:space="preserve"> </w:t>
@@ -4903,19 +4896,7 @@
         <w:pStyle w:val="BodyText"/>
       </w:pPr>
       <w:r>
-        <w:t xml:space="preserve">The standard of review for this matter is contained in W. Va. Code § 23</w:t>
-      </w:r>
-      <w:r>
-        <w:noBreakHyphen/>
-      </w:r>
-      <w:r>
-        <w:t xml:space="preserve">5</w:t>
-      </w:r>
-      <w:r>
-        <w:noBreakHyphen/>
-      </w:r>
-      <w:r>
-        <w:t xml:space="preserve">12a(b).</w:t>
+        <w:t xml:space="preserve">The standard of review for this matter is contained in W. Va. Code § 23-⁠5-⁠12a(b).</w:t>
       </w:r>
     </w:p>
     <w:p>
@@ -4931,19 +4912,7 @@
         <w:pStyle w:val="BodyText"/>
       </w:pPr>
       <w:r>
-        <w:t xml:space="preserve">W.Va. Code § 23</w:t>
-      </w:r>
-      <w:r>
-        <w:noBreakHyphen/>
-      </w:r>
-      <w:r>
-        <w:t xml:space="preserve">5</w:t>
-      </w:r>
-      <w:r>
-        <w:noBreakHyphen/>
-      </w:r>
-      <w:r>
-        <w:t xml:space="preserve">12a(b)</w:t>
+        <w:t xml:space="preserve">W.Va. Code § 23-⁠5-⁠12a(b)</w:t>
       </w:r>
       <w:r>
         <w:t xml:space="preserve"> </w:t>
@@ -4957,37 +4926,13 @@
         <w:pStyle w:val="BodyText"/>
       </w:pPr>
       <w:r>
-        <w:t xml:space="preserve">Recently enacted W.Va. Code § 23</w:t>
-      </w:r>
-      <w:r>
-        <w:noBreakHyphen/>
-      </w:r>
-      <w:r>
-        <w:t xml:space="preserve">5</w:t>
-      </w:r>
-      <w:r>
-        <w:noBreakHyphen/>
-      </w:r>
-      <w:r>
-        <w:t xml:space="preserve">12a(b)</w:t>
-      </w:r>
-      <w:r>
-        <w:t xml:space="preserve"> </w:t>
-      </w:r>
-      <w:r>
-        <w:t xml:space="preserve">contains exactly the same standard previously required of the former Board of Review in reviewing Office of Judges’ decisions. Given the review standards’ similarity, prior rulings of the West Virginia Supreme Court of Appeals discussing the former Board of Review’s obligations in considering decisions of the former Office of Judges are informative. As the Court has stated, “The legislature has seen the need to craft bright lines between rulings by the OOJ and review of those rulings by the Appeal Board. The legislature has determined by its enactment of W. Va. Code § 23</w:t>
-      </w:r>
-      <w:r>
-        <w:noBreakHyphen/>
-      </w:r>
-      <w:r>
-        <w:t xml:space="preserve">5</w:t>
-      </w:r>
-      <w:r>
-        <w:noBreakHyphen/>
-      </w:r>
-      <w:r>
-        <w:t xml:space="preserve">12(b)</w:t>
+        <w:t xml:space="preserve">Recently enacted W.Va. Code § 23-⁠5-⁠12a(b)</w:t>
+      </w:r>
+      <w:r>
+        <w:t xml:space="preserve"> </w:t>
+      </w:r>
+      <w:r>
+        <w:t xml:space="preserve">contains exactly the same standard previously required of the former Board of Review in reviewing Office of Judges’ decisions. Given the review standards’ similarity, prior rulings of the West Virginia Supreme Court of Appeals discussing the former Board of Review’s obligations in considering decisions of the former Office of Judges are informative. As the Court has stated, “The legislature has seen the need to craft bright lines between rulings by the OOJ and review of those rulings by the Appeal Board. The legislature has determined by its enactment of W. Va. Code § 23-⁠5-⁠12(b)</w:t>
       </w:r>
       <w:r>
         <w:t xml:space="preserve"> </w:t>
@@ -5149,7 +5094,7 @@
         <w:pStyle w:val="BodyText"/>
       </w:pPr>
       <w:r>
-        <w:t xml:space="preserve">involves a mode of logical reasoning often described as ‘‘inference to the best explanation,’’ in which the conclusion is not guaranteed by the premises . . . [I]nference to the best explanation can be thought of as involving six general steps, some of which may be implicit. The scientist must (1) identify an association between an exposure and a disease, (2) consider a range of plausible explanations for the association, (3) rank the rival explanations according to their plausibility, (4) seek additional evidence to separate the more plausible from the less plausible explanations, (5) consider all of the relevant available evidence, and (6) integrate the evidence using professional judgment to come to a conclusion about the best explanation.</w:t>
+        <w:t xml:space="preserve">involves a mode of logical reasoning often described as ‘‘inference to the best explanation,’’ in which the conclusion is not guaranteed by the premises . . . [I]nference to the best explanation can be thought of as involving six general steps, some of which may be implicit. The scientist must (1) identify an association between an exposure and a disease, (2) consider a range of plausible explanations for the association, (3) rank the rival explanations according to their plausibility, (4) seek additional evidence to separate the more plausible from the less plausible explanations, (5) consider all of the relevant available evidence, and (6) integrate the evidence using professional judgment to come to a conclusion about the best explanation.</w:t>
       </w:r>
     </w:p>
     <w:p>
@@ -5279,19 +5224,7 @@
         <w:pStyle w:val="BodyText"/>
       </w:pPr>
       <w:r>
-        <w:t xml:space="preserve">W.Va. Code § 23</w:t>
-      </w:r>
-      <w:r>
-        <w:noBreakHyphen/>
-      </w:r>
-      <w:r>
-        <w:t xml:space="preserve">4</w:t>
-      </w:r>
-      <w:r>
-        <w:noBreakHyphen/>
-      </w:r>
-      <w:r>
-        <w:t xml:space="preserve">1</w:t>
+        <w:t xml:space="preserve">W.Va. Code § 23-⁠4-⁠1</w:t>
       </w:r>
       <w:r>
         <w:t xml:space="preserve"> </w:t>
@@ -6385,7 +6318,7 @@
         <w:pStyle w:val="BodyTextNote"/>
       </w:pPr>
       <w:r>
-        <w:t xml:space="preserve">Dr. Rose explained that from the early 1990s to cancer diagnosis Mr. Keller’s “primary work involved repairing roofs using coatings, adhesives, primers and sealants . . . most of which contained significant (30%</w:t>
+        <w:t xml:space="preserve">Dr. Rose explained that from the early 1990s to cancer diagnosis Mr. Keller’s “primary work involved repairing roofs using coatings, adhesives, primers and sealants . . . most of which contained significant (30%</w:t>
       </w:r>
       <w:r>
         <w:noBreakHyphen/>
@@ -7242,7 +7175,7 @@
         <w:noBreakHyphen/>
       </w:r>
       <w:r>
-        <w:t xml:space="preserve">1 Roofing and Trigg Construction. As the Board of Review found, “[T]he Claimant’s cumulative occupational exposures to benzene while working in the state of West Virginia must be considered in determining the compensability of this claim. . . to the extent that Dr. Martin considered only the Claimant’s occupational exposures while working for CCRR, his report fails</w:t>
+        <w:t xml:space="preserve">1 Roofing and Trigg Construction. As the Board of Review found, “[T]he Claimant’s cumulative occupational exposures to benzene while working in the state of West Virginia must be considered in determining the compensability of this claim. . . to the extent that Dr. Martin considered only the Claimant’s occupational exposures while working for CCRR, his report fails</w:t>
       </w:r>
     </w:p>
     <w:p>
@@ -7594,7 +7527,7 @@
         <w:pStyle w:val="BodyTextNote"/>
       </w:pPr>
       <w:r>
-        <w:t xml:space="preserve">Mr. Keller has a medical history that is strongly consistent with his regular, consistent occupational exposure to benzene products. . . being the direct causative factor resulting in his diagnosis of myelodysplastic syndrome. In the patient’s case, his relative young age at diagnosis along with his bone marrow suffering from abnormal blood cell formation affecting all 3 main blood cell lines (white blood cell, red blood cell, and platelet cell lines) were both features that raised the clinical concern of a carcinogen exposure. Furthermore the patient had findings of high-grade abnormalities including the bone marrow genetic changes [monosomy 7] and high blast cell percentage of 18% [demonstrating that] the white blood cells are “stuck” in an abnormal stage of development, and unable to mature into normal adult white blood cells. This constellation of findings is immediately unusual for a patient around [age] 50, as the median age of this bone marrow cancer is 70 years. Secondly, the patient’s cytogenetic abnormality of monosomy 7 is also consistent with bone marrow toxin exposure, and in some series this has been the most common bone marrow abnormality discovered in patients. Importantly, Mr. Keller had occupational exposure to multiple benzene-containing products per day, for several hours per day, 5 to 7 days per week, and over 25 years in his work as a roofer. Supported by the published literature regarding the carcinogenic risk of benzene and its link with myelodysplastic syndrome, the patient’s smoking history is felt to be comparatively minuscule when contrasted with his substantial chronic occupational exposure to benzene.</w:t>
+        <w:t xml:space="preserve">Mr. Keller has a medical history that is strongly consistent with his regular, consistent occupational exposure to benzene products. . . being the direct causative factor resulting in his diagnosis of myelodysplastic syndrome. In the patient’s case, his relative young age at diagnosis along with his bone marrow suffering from abnormal blood cell formation affecting all 3 main blood cell lines (white blood cell, red blood cell, and platelet cell lines) were both features that raised the clinical concern of a carcinogen exposure. Furthermore the patient had findings of high-grade abnormalities including the bone marrow genetic changes [monosomy 7] and high blast cell percentage of 18% [demonstrating that] the white blood cells are “stuck” in an abnormal stage of development, and unable to mature into normal adult white blood cells. This constellation of findings is immediately unusual for a patient around [age] 50, as the median age of this bone marrow cancer is 70 years. Secondly, the patient’s cytogenetic abnormality of monosomy 7 is also consistent with bone marrow toxin exposure, and in some series this has been the most common bone marrow abnormality discovered in patients. Importantly, Mr. Keller had occupational exposure to multiple benzene-containing products per day, for several hours per day, 5 to 7 days per week, and over 25 years in his work as a roofer. Supported by the published literature regarding the carcinogenic risk of benzene and its link with myelodysplastic syndrome, the patient’s smoking history is felt to be comparatively minuscule when contrasted with his substantial chronic occupational exposure to benzene.</w:t>
       </w:r>
       <w:r>
         <w:rPr>
@@ -7906,19 +7839,7 @@
         <w:pStyle w:val="BodyText"/>
       </w:pPr>
       <w:r>
-        <w:t xml:space="preserve">Under W. Va. Code § 23</w:t>
-      </w:r>
-      <w:r>
-        <w:noBreakHyphen/>
-      </w:r>
-      <w:r>
-        <w:t xml:space="preserve">5</w:t>
-      </w:r>
-      <w:r>
-        <w:noBreakHyphen/>
-      </w:r>
-      <w:r>
-        <w:t xml:space="preserve">12a(b),</w:t>
+        <w:t xml:space="preserve">Under W. Va. Code § 23-⁠5-⁠12a(b),</w:t>
       </w:r>
       <w:r>
         <w:t xml:space="preserve"> </w:t>
@@ -8782,19 +8703,7 @@
         <w:pStyle w:val="BodyText"/>
       </w:pPr>
       <w:r>
-        <w:t xml:space="preserve">Respondent met his burden of proof required by W.Va. Code § 23</w:t>
-      </w:r>
-      <w:r>
-        <w:noBreakHyphen/>
-      </w:r>
-      <w:r>
-        <w:t xml:space="preserve">4</w:t>
-      </w:r>
-      <w:r>
-        <w:noBreakHyphen/>
-      </w:r>
-      <w:r>
-        <w:t xml:space="preserve">1</w:t>
+        <w:t xml:space="preserve">Respondent met his burden of proof required by W.Va. Code § 23-⁠4-⁠1</w:t>
       </w:r>
       <w:r>
         <w:t xml:space="preserve"> </w:t>
@@ -8919,7 +8828,7 @@
     </w:p>
     <w:p>
       <w:pPr>
-        <w:pStyle w:val="BodyText"/>
+        <w:pStyle w:val="BodyTextKeep"/>
       </w:pPr>
       <w:r>
         <w:t xml:space="preserve">Petitioner has failed to demonstrate that the Board of Review was clearly wrong or in error in view of the reliable, probative, and substantial evidence on the whole record as required by W. Va. Code §23</w:t>
@@ -8939,6 +8848,8 @@
     </w:p>
     <w:p>
       <w:pPr>
+        <w:keepNext/>
+        <w:keepLines/>
         <w:spacing w:before="0" w:after="0" w:line="432" w:lineRule="exact"/>
       </w:pPr>
     </w:p>
@@ -10243,7 +10154,7 @@
         <w:noBreakHyphen/>
       </w:r>
       <w:r>
-        <w:t xml:space="preserve">12, R.A. 000031. Benzene exposure from rubber glue application has been calculated at 53 parts per million (ppm) by researchers at the National Cancer Institute. Validating the exposure assessment of NCI’s Chinese benzene study, the authors reported that “[t]he highest benzene exposure was observed among rubber workers, especially among rubber glue applicators. . . with an average estimated exposure level of 53 ppm. . .” Dosemeci,</w:t>
+        <w:t xml:space="preserve">12, R.A. 000031. Benzene exposure from rubber glue application has been calculated at 53 parts per million (ppm) by researchers at the National Cancer Institute. Validating the exposure assessment of NCI’s Chinese benzene study, the authors reported that “[t]he highest benzene exposure was observed among rubber workers, especially among rubber glue applicators. . . with an average estimated exposure level of 53 ppm. . .” Dosemeci,</w:t>
       </w:r>
       <w:r>
         <w:t xml:space="preserve"> </w:t>
@@ -10532,7 +10443,7 @@
         <w:t xml:space="preserve"> </w:t>
       </w:r>
       <w:r>
-        <w:t xml:space="preserve">Rose Report, Id. n. 15. See also, Martyn Smith June 24, 2021 Report p. 11 ¶ 35 (Benzene is an industrial chemical, a component of gasoline and cigarette smoke, a contaminant in mixtures of organic solvents and glues, and a widespread environmental contaminant. . . [which has been estimated to] cause as much as 8</w:t>
+        <w:t xml:space="preserve">Rose Report, Id. n. 15. See also, Martyn Smith June 24, 2021 Report p. 11 ¶ 35 (Benzene is an industrial chemical, a component of gasoline and cigarette smoke, a contaminant in mixtures of organic solvents and glues, and a widespread environmental contaminant. . . [which has been estimated to] cause as much as 8</w:t>
       </w:r>
       <w:r>
         <w:noBreakHyphen/>
@@ -10975,13 +10886,7 @@
         <w:noBreakHyphen/>
       </w:r>
       <w:r>
-        <w:t xml:space="preserve">19 ¶¶ 40</w:t>
-      </w:r>
-      <w:r>
-        <w:noBreakHyphen/>
-      </w:r>
-      <w:r>
-        <w:t xml:space="preserve">54, R.A. 000100</w:t>
+        <w:t xml:space="preserve">19 ¶¶ 40-⁠54, R.A. 000100</w:t>
       </w:r>
       <w:r>
         <w:noBreakHyphen/>
@@ -12194,6 +12099,7 @@
     <w:unhideWhenUsed/>
     <w:qFormat/>
     <w:pPr>
+      <w:keepLines/>
       <w:spacing w:before="0" w:after="140" w:line="276" w:lineRule="exact"/>
     </w:pPr>
     <w:rPr>
@@ -12392,6 +12298,15 @@
       <w:ind w:firstLine="0"/>
     </w:pPr>
   </w:style>
+  <w:style w:type="paragraph" w:customStyle="1" w:styleId="BodyTextKeep">
+    <w:name w:val="Body Text Keep"/>
+    <w:basedOn w:val="BodyText"/>
+    <w:qFormat/>
+    <w:pPr>
+      <w:keepNext/>
+      <w:keepLines/>
+    </w:pPr>
+  </w:style>
   <w:style w:type="paragraph" w:customStyle="1" w:styleId="XdList1">
     <w:name w:val="XdList 1"/>
     <w:basedOn w:val="Normal"/>
@@ -12444,6 +12359,33 @@
     <w:pPr>
       <w:spacing w:before="0" w:after="0" w:line="276" w:lineRule="exact"/>
       <w:ind w:left="2160" w:hanging="720"/>
+    </w:pPr>
+  </w:style>
+  <w:style w:type="paragraph" w:customStyle="1" w:styleId="XdQuoteList1">
+    <w:name w:val="Xd Quote List 1"/>
+    <w:basedOn w:val="Normal"/>
+    <w:qFormat/>
+    <w:pPr>
+      <w:spacing w:before="0" w:after="0" w:line="276" w:lineRule="exact"/>
+      <w:ind w:left="1440" w:right="720" w:hanging="720"/>
+    </w:pPr>
+  </w:style>
+  <w:style w:type="paragraph" w:customStyle="1" w:styleId="XdQuoteList2">
+    <w:name w:val="Xd Quote List 2"/>
+    <w:basedOn w:val="Normal"/>
+    <w:qFormat/>
+    <w:pPr>
+      <w:spacing w:before="0" w:after="0" w:line="276" w:lineRule="exact"/>
+      <w:ind w:left="2160" w:right="720" w:hanging="720"/>
+    </w:pPr>
+  </w:style>
+  <w:style w:type="paragraph" w:customStyle="1" w:styleId="XdQuoteList3">
+    <w:name w:val="Xd Quote List 3"/>
+    <w:basedOn w:val="Normal"/>
+    <w:qFormat/>
+    <w:pPr>
+      <w:spacing w:before="0" w:after="0" w:line="276" w:lineRule="exact"/>
+      <w:ind w:left="2880" w:right="720" w:hanging="720"/>
     </w:pPr>
   </w:style>
   <w:style w:type="paragraph" w:customStyle="1" w:styleId="XdList1">

--- a/courts/fourth-circuit/west-virginia/state/intermediate-court-of-appeals/answering-brief/usage/OUTPUT-answering-brief.docx
+++ b/courts/fourth-circuit/west-virginia/state/intermediate-court-of-appeals/answering-brief/usage/OUTPUT-answering-brief.docx
@@ -702,7 +702,7 @@
         <w:t xml:space="preserve">0777</w:t>
       </w:r>
       <w:r>
-        <w:t xml:space="preserve"> </w:t>
+        <w:t xml:space="preserve"> ⁠</w:t>
       </w:r>
       <w:r>
         <w:t xml:space="preserve">//</w:t>
@@ -5094,7 +5094,7 @@
         <w:pStyle w:val="BodyText"/>
       </w:pPr>
       <w:r>
-        <w:t xml:space="preserve">involves a mode of logical reasoning often described as ‘‘inference to the best explanation,’’ in which the conclusion is not guaranteed by the premises . . . [I]nference to the best explanation can be thought of as involving six general steps, some of which may be implicit. The scientist must (1) identify an association between an exposure and a disease, (2) consider a range of plausible explanations for the association, (3) rank the rival explanations according to their plausibility, (4) seek additional evidence to separate the more plausible from the less plausible explanations, (5) consider all of the relevant available evidence, and (6) integrate the evidence using professional judgment to come to a conclusion about the best explanation.</w:t>
+        <w:t xml:space="preserve">involves a mode of logical reasoning often described as ‘‘inference to the best explanation,’’ in which the conclusion is not guaranteed by the premises ⁠. ⁠. ⁠. [I]nference to the best explanation can be thought of as involving six general steps, some of which may be implicit. The scientist must (1) identify an association between an exposure and a disease, (2) consider a range of plausible explanations for the association, (3) rank the rival explanations according to their plausibility, (4) seek additional evidence to separate the more plausible from the less plausible explanations, (5) consider all of the relevant available evidence, and (6) integrate the evidence using professional judgment to come to a conclusion about the best explanation.</w:t>
       </w:r>
     </w:p>
     <w:p>
@@ -6318,7 +6318,7 @@
         <w:pStyle w:val="BodyTextNote"/>
       </w:pPr>
       <w:r>
-        <w:t xml:space="preserve">Dr. Rose explained that from the early 1990s to cancer diagnosis Mr. Keller’s “primary work involved repairing roofs using coatings, adhesives, primers and sealants . . . most of which contained significant (30%</w:t>
+        <w:t xml:space="preserve">Dr. Rose explained that from the early 1990s to cancer diagnosis Mr. Keller’s “primary work involved repairing roofs using coatings, adhesives, primers and sealants ⁠. ⁠. ⁠. most of which contained significant (30%</w:t>
       </w:r>
       <w:r>
         <w:noBreakHyphen/>
@@ -7175,7 +7175,7 @@
         <w:noBreakHyphen/>
       </w:r>
       <w:r>
-        <w:t xml:space="preserve">1 Roofing and Trigg Construction. As the Board of Review found, “[T]he Claimant’s cumulative occupational exposures to benzene while working in the state of West Virginia must be considered in determining the compensability of this claim. . . to the extent that Dr. Martin considered only the Claimant’s occupational exposures while working for CCRR, his report fails</w:t>
+        <w:t xml:space="preserve">1 Roofing and Trigg Construction. As the Board of Review found, “[T]he Claimant’s cumulative occupational exposures to benzene while working in the state of West Virginia must be considered in determining the compensability of this claim. ⁠. ⁠. to the extent that Dr. Martin considered only the Claimant’s occupational exposures while working for CCRR, his report fails</w:t>
       </w:r>
     </w:p>
     <w:p>
@@ -7527,7 +7527,7 @@
         <w:pStyle w:val="BodyTextNote"/>
       </w:pPr>
       <w:r>
-        <w:t xml:space="preserve">Mr. Keller has a medical history that is strongly consistent with his regular, consistent occupational exposure to benzene products. . . being the direct causative factor resulting in his diagnosis of myelodysplastic syndrome. In the patient’s case, his relative young age at diagnosis along with his bone marrow suffering from abnormal blood cell formation affecting all 3 main blood cell lines (white blood cell, red blood cell, and platelet cell lines) were both features that raised the clinical concern of a carcinogen exposure. Furthermore the patient had findings of high-grade abnormalities including the bone marrow genetic changes [monosomy 7] and high blast cell percentage of 18% [demonstrating that] the white blood cells are “stuck” in an abnormal stage of development, and unable to mature into normal adult white blood cells. This constellation of findings is immediately unusual for a patient around [age] 50, as the median age of this bone marrow cancer is 70 years. Secondly, the patient’s cytogenetic abnormality of monosomy 7 is also consistent with bone marrow toxin exposure, and in some series this has been the most common bone marrow abnormality discovered in patients. Importantly, Mr. Keller had occupational exposure to multiple benzene-containing products per day, for several hours per day, 5 to 7 days per week, and over 25 years in his work as a roofer. Supported by the published literature regarding the carcinogenic risk of benzene and its link with myelodysplastic syndrome, the patient’s smoking history is felt to be comparatively minuscule when contrasted with his substantial chronic occupational exposure to benzene.</w:t>
+        <w:t xml:space="preserve">Mr. Keller has a medical history that is strongly consistent with his regular, consistent occupational exposure to benzene products. ⁠. ⁠. being the direct causative factor resulting in his diagnosis of myelodysplastic syndrome. In the patient’s case, his relative young age at diagnosis along with his bone marrow suffering from abnormal blood cell formation affecting all 3 main blood cell lines (white blood cell, red blood cell, and platelet cell lines) were both features that raised the clinical concern of a carcinogen exposure. Furthermore the patient had findings of high-grade abnormalities including the bone marrow genetic changes [monosomy 7] and high blast cell percentage of 18% [demonstrating that] the white blood cells are “stuck” in an abnormal stage of development, and unable to mature into normal adult white blood cells. This constellation of findings is immediately unusual for a patient around [age] 50, as the median age of this bone marrow cancer is 70 years. Secondly, the patient’s cytogenetic abnormality of monosomy 7 is also consistent with bone marrow toxin exposure, and in some series this has been the most common bone marrow abnormality discovered in patients. Importantly, Mr. Keller had occupational exposure to multiple benzene-containing products per day, for several hours per day, 5 to 7 days per week, and over 25 years in his work as a roofer. Supported by the published literature regarding the carcinogenic risk of benzene and its link with myelodysplastic syndrome, the patient’s smoking history is felt to be comparatively minuscule when contrasted with his substantial chronic occupational exposure to benzene.</w:t>
       </w:r>
       <w:r>
         <w:rPr>
@@ -9165,7 +9165,7 @@
               <w:t xml:space="preserve">0777</w:t>
             </w:r>
             <w:r>
-              <w:t xml:space="preserve"> </w:t>
+              <w:t xml:space="preserve"> ⁠</w:t>
             </w:r>
             <w:r>
               <w:t xml:space="preserve">//</w:t>
@@ -10154,7 +10154,7 @@
         <w:noBreakHyphen/>
       </w:r>
       <w:r>
-        <w:t xml:space="preserve">12, R.A. 000031. Benzene exposure from rubber glue application has been calculated at 53 parts per million (ppm) by researchers at the National Cancer Institute. Validating the exposure assessment of NCI’s Chinese benzene study, the authors reported that “[t]he highest benzene exposure was observed among rubber workers, especially among rubber glue applicators. . . with an average estimated exposure level of 53 ppm. . .” Dosemeci,</w:t>
+        <w:t xml:space="preserve">12, R.A. 000031. Benzene exposure from rubber glue application has been calculated at 53 parts per million (ppm) by researchers at the National Cancer Institute. Validating the exposure assessment of NCI’s Chinese benzene study, the authors reported that “[t]he highest benzene exposure was observed among rubber workers, especially among rubber glue applicators. ⁠. ⁠. with an average estimated exposure level of 53 ppm. ⁠. ⁠.” Dosemeci,</w:t>
       </w:r>
       <w:r>
         <w:t xml:space="preserve"> </w:t>
@@ -10443,7 +10443,7 @@
         <w:t xml:space="preserve"> </w:t>
       </w:r>
       <w:r>
-        <w:t xml:space="preserve">Rose Report, Id. n. 15. See also, Martyn Smith June 24, 2021 Report p. 11 ¶ 35 (Benzene is an industrial chemical, a component of gasoline and cigarette smoke, a contaminant in mixtures of organic solvents and glues, and a widespread environmental contaminant. . . [which has been estimated to] cause as much as 8</w:t>
+        <w:t xml:space="preserve">Rose Report, Id. n. 15. See also, Martyn Smith June 24, 2021 Report p. 11 ¶ 35 (Benzene is an industrial chemical, a component of gasoline and cigarette smoke, a contaminant in mixtures of organic solvents and glues, and a widespread environmental contaminant. ⁠. ⁠. [which has been estimated to] cause as much as 8</w:t>
       </w:r>
       <w:r>
         <w:noBreakHyphen/>

--- a/courts/fourth-circuit/west-virginia/state/intermediate-court-of-appeals/answering-brief/usage/OUTPUT-answering-brief.docx
+++ b/courts/fourth-circuit/west-virginia/state/intermediate-court-of-appeals/answering-brief/usage/OUTPUT-answering-brief.docx
@@ -5094,7 +5094,7 @@
         <w:pStyle w:val="BodyText"/>
       </w:pPr>
       <w:r>
-        <w:t xml:space="preserve">involves a mode of logical reasoning often described as ‘‘inference to the best explanation,’’ in which the conclusion is not guaranteed by the premises ⁠. ⁠. ⁠. [I]nference to the best explanation can be thought of as involving six general steps, some of which may be implicit. The scientist must (1) identify an association between an exposure and a disease, (2) consider a range of plausible explanations for the association, (3) rank the rival explanations according to their plausibility, (4) seek additional evidence to separate the more plausible from the less plausible explanations, (5) consider all of the relevant available evidence, and (6) integrate the evidence using professional judgment to come to a conclusion about the best explanation.</w:t>
+        <w:t xml:space="preserve">involves a mode of logical reasoning often described as “inference to the best explanation,” in which the conclusion is not guaranteed by the premises ⁠. ⁠. ⁠. [I]nference to the best explanation can be thought of as involving six general steps, some of which may be implicit. The scientist must (1) identify an association between an exposure and a disease, (2) consider a range of plausible explanations for the association, (3) rank the rival explanations according to their plausibility, (4) seek additional evidence to separate the more plausible from the less plausible explanations, (5) consider all of the relevant available evidence, and (6) integrate the evidence using professional judgment to come to a conclusion about the best explanation.</w:t>
       </w:r>
     </w:p>
     <w:p>

--- a/courts/fourth-circuit/west-virginia/state/intermediate-court-of-appeals/answering-brief/usage/OUTPUT-answering-brief.docx
+++ b/courts/fourth-circuit/west-virginia/state/intermediate-court-of-appeals/answering-brief/usage/OUTPUT-answering-brief.docx
@@ -389,9 +389,7 @@
                 <w:b/>
                 <w:bCs/>
               </w:rPr>
-              <w:t xml:space="preserve">22-ICA</w:t>
-              <w:noBreakHyphen/>
-              <w:t xml:space="preserve">82</w:t>
+              <w:t xml:space="preserve">22-ICA-⁠82</w:t>
             </w:r>
           </w:p>
         </w:tc>
@@ -697,9 +695,7 @@
         <w:t xml:space="preserve"> </w:t>
       </w:r>
       <w:r>
-        <w:t xml:space="preserve">233</w:t>
-        <w:noBreakHyphen/>
-        <w:t xml:space="preserve">0777</w:t>
+        <w:t xml:space="preserve">233-⁠0777</w:t>
       </w:r>
       <w:r>
         <w:t xml:space="preserve"> ⁠</w:t>
@@ -717,9 +713,7 @@
         <w:t xml:space="preserve"> </w:t>
       </w:r>
       <w:r>
-        <w:t xml:space="preserve">233</w:t>
-        <w:noBreakHyphen/>
-        <w:t xml:space="preserve">0774</w:t>
+        <w:t xml:space="preserve">233-⁠0774</w:t>
       </w:r>
       <w:r>
         <w:t xml:space="preserve"> </w:t>
@@ -3637,11 +3631,7 @@
         <w:t xml:space="preserve"> </w:t>
       </w:r>
       <w:r>
-        <w:t xml:space="preserve">23</w:t>
-        <w:noBreakHyphen/>
-        <w:t xml:space="preserve">4</w:t>
-        <w:noBreakHyphen/>
-        <w:t xml:space="preserve">1</w:t>
+        <w:t xml:space="preserve">23-⁠4-⁠1</w:t>
       </w:r>
       <w:r>
         <w:t xml:space="preserve">   </w:t>
@@ -3687,11 +3677,7 @@
         <w:t xml:space="preserve"> </w:t>
       </w:r>
       <w:r>
-        <w:t xml:space="preserve">23</w:t>
-        <w:noBreakHyphen/>
-        <w:t xml:space="preserve">4</w:t>
-        <w:noBreakHyphen/>
-        <w:t xml:space="preserve">1g(a)</w:t>
+        <w:t xml:space="preserve">23-⁠4-⁠1g(a)</w:t>
       </w:r>
       <w:r>
         <w:t xml:space="preserve">   </w:t>
@@ -3737,11 +3723,7 @@
         <w:t xml:space="preserve"> </w:t>
       </w:r>
       <w:r>
-        <w:t xml:space="preserve">23</w:t>
-        <w:noBreakHyphen/>
-        <w:t xml:space="preserve">5</w:t>
-        <w:noBreakHyphen/>
-        <w:t xml:space="preserve">12(b)</w:t>
+        <w:t xml:space="preserve">23-⁠5-⁠12(b)</w:t>
       </w:r>
       <w:r>
         <w:t xml:space="preserve">   </w:t>
@@ -3787,11 +3769,7 @@
         <w:t xml:space="preserve"> </w:t>
       </w:r>
       <w:r>
-        <w:t xml:space="preserve">23</w:t>
-        <w:noBreakHyphen/>
-        <w:t xml:space="preserve">5</w:t>
-        <w:noBreakHyphen/>
-        <w:t xml:space="preserve">12a(b)</w:t>
+        <w:t xml:space="preserve">23-⁠5-⁠12a(b)</w:t>
       </w:r>
       <w:r>
         <w:t xml:space="preserve">   </w:t>
@@ -3960,9 +3938,7 @@
         <w:t xml:space="preserve"> </w:t>
       </w:r>
       <w:r>
-        <w:t xml:space="preserve">837:114</w:t>
-        <w:noBreakHyphen/>
-        <w:t xml:space="preserve">121</w:t>
+        <w:t xml:space="preserve">837:114-⁠121</w:t>
       </w:r>
       <w:r>
         <w:t xml:space="preserve"> </w:t>
@@ -4219,9 +4195,7 @@
         <w:t xml:space="preserve"> </w:t>
       </w:r>
       <w:r>
-        <w:t xml:space="preserve">48:417</w:t>
-        <w:noBreakHyphen/>
-        <w:t xml:space="preserve">432</w:t>
+        <w:t xml:space="preserve">48:417-⁠432</w:t>
       </w:r>
       <w:r>
         <w:t xml:space="preserve"> </w:t>
@@ -4448,9 +4422,7 @@
         <w:t xml:space="preserve"> </w:t>
       </w:r>
       <w:r>
-        <w:t xml:space="preserve">63:225</w:t>
-        <w:noBreakHyphen/>
-        <w:t xml:space="preserve">230</w:t>
+        <w:t xml:space="preserve">63:225-⁠230</w:t>
       </w:r>
       <w:r>
         <w:t xml:space="preserve"> </w:t>
@@ -4632,19 +4604,7 @@
         <w:pStyle w:val="BodyText"/>
       </w:pPr>
       <w:r>
-        <w:t xml:space="preserve">This appeal is simply an occupational disease claim involving the application of W.Va. Code 23</w:t>
-      </w:r>
-      <w:r>
-        <w:noBreakHyphen/>
-      </w:r>
-      <w:r>
-        <w:t xml:space="preserve">4</w:t>
-      </w:r>
-      <w:r>
-        <w:noBreakHyphen/>
-      </w:r>
-      <w:r>
-        <w:t xml:space="preserve">1.</w:t>
+        <w:t xml:space="preserve">This appeal is simply an occupational disease claim involving the application of W.Va. Code 23-⁠4-⁠1.</w:t>
       </w:r>
       <w:r>
         <w:t xml:space="preserve"> </w:t>
@@ -5042,19 +5002,7 @@
         <w:pStyle w:val="BodyText"/>
       </w:pPr>
       <w:r>
-        <w:t xml:space="preserve">“The process of weighing evidence shall include, but not be limited to, an assessment of the relevance, credibility, materiality and reliability that the evidence possesses in the context of the issue presented.” W.Va. Code §23</w:t>
-      </w:r>
-      <w:r>
-        <w:noBreakHyphen/>
-      </w:r>
-      <w:r>
-        <w:t xml:space="preserve">4</w:t>
-      </w:r>
-      <w:r>
-        <w:noBreakHyphen/>
-      </w:r>
-      <w:r>
-        <w:t xml:space="preserve">1g(a).</w:t>
+        <w:t xml:space="preserve">“The process of weighing evidence shall include, but not be limited to, an assessment of the relevance, credibility, materiality and reliability that the evidence possesses in the context of the issue presented.” W.Va. Code §23-⁠4-⁠1g(a).</w:t>
       </w:r>
       <w:r>
         <w:t xml:space="preserve"> </w:t>
@@ -5066,19 +5014,7 @@
         <w:t xml:space="preserve"> </w:t>
       </w:r>
       <w:r>
-        <w:t xml:space="preserve">v. OIC &amp; Putnam County Bd of Educ, 222 W.Va. 394, 401, 664 S.E.2d 735, 742 (2008) (quoting 23</w:t>
-      </w:r>
-      <w:r>
-        <w:noBreakHyphen/>
-      </w:r>
-      <w:r>
-        <w:t xml:space="preserve">4</w:t>
-      </w:r>
-      <w:r>
-        <w:noBreakHyphen/>
-      </w:r>
-      <w:r>
-        <w:t xml:space="preserve">1g(a)).</w:t>
+        <w:t xml:space="preserve">v. OIC &amp; Putnam County Bd of Educ, 222 W.Va. 394, 401, 664 S.E.2d 735, 742 (2008) (quoting 23-⁠4-⁠1g(a)).</w:t>
       </w:r>
     </w:p>
     <w:p>
@@ -5404,19 +5340,7 @@
         <w:t xml:space="preserve"> </w:t>
       </w:r>
       <w:r>
-        <w:t xml:space="preserve">The weight of the evidence establishes that the claimant appropriately demonstrated the elements of W.Va. Code 23</w:t>
-      </w:r>
-      <w:r>
-        <w:noBreakHyphen/>
-      </w:r>
-      <w:r>
-        <w:t xml:space="preserve">4</w:t>
-      </w:r>
-      <w:r>
-        <w:noBreakHyphen/>
-      </w:r>
-      <w:r>
-        <w:t xml:space="preserve">1.</w:t>
+        <w:t xml:space="preserve">The weight of the evidence establishes that the claimant appropriately demonstrated the elements of W.Va. Code 23-⁠4-⁠1.</w:t>
       </w:r>
       <w:r>
         <w:rPr>
@@ -6272,13 +6196,7 @@
         <w:t xml:space="preserve"> </w:t>
       </w:r>
       <w:r>
-        <w:t xml:space="preserve">He used gasoline to remove the tar and adhesive from his skin, and at times WD</w:t>
-      </w:r>
-      <w:r>
-        <w:noBreakHyphen/>
-      </w:r>
-      <w:r>
-        <w:t xml:space="preserve">40, brake cleaner and kerosene.</w:t>
+        <w:t xml:space="preserve">He used gasoline to remove the tar and adhesive from his skin, and at times WD-⁠40, brake cleaner and kerosene.</w:t>
       </w:r>
       <w:r>
         <w:rPr>
@@ -6318,13 +6236,7 @@
         <w:pStyle w:val="BodyTextNote"/>
       </w:pPr>
       <w:r>
-        <w:t xml:space="preserve">Dr. Rose explained that from the early 1990s to cancer diagnosis Mr. Keller’s “primary work involved repairing roofs using coatings, adhesives, primers and sealants ⁠. ⁠. ⁠. most of which contained significant (30%</w:t>
-      </w:r>
-      <w:r>
-        <w:noBreakHyphen/>
-      </w:r>
-      <w:r>
-        <w:t xml:space="preserve">50%) amounts of asphalt as well as other organic chemicals such as gasoline, fuel oil, xylene, ethylbenzene and benzene.”</w:t>
+        <w:t xml:space="preserve">Dr. Rose explained that from the early 1990s to cancer diagnosis Mr. Keller’s “primary work involved repairing roofs using coatings, adhesives, primers and sealants ⁠. ⁠. ⁠. most of which contained significant (30%-⁠50%) amounts of asphalt as well as other organic chemicals such as gasoline, fuel oil, xylene, ethylbenzene and benzene.”</w:t>
       </w:r>
       <w:r>
         <w:rPr>
@@ -7169,13 +7081,7 @@
         <w:pStyle w:val="BodyText"/>
       </w:pPr>
       <w:r>
-        <w:t xml:space="preserve">Petitioner’s records reviewer, Dr. Martin, argued that the CCRR exposure cannot be related to Claimant’s MDS diagnosis due to the lag time needed to develop benzene-induced MDS. It must be noted that Dr. Martin only considered Claimant’s exposure to benzene at CCRR, ignoring Mr. Keller’s previous years of exposure to benzene while working for A</w:t>
-      </w:r>
-      <w:r>
-        <w:noBreakHyphen/>
-      </w:r>
-      <w:r>
-        <w:t xml:space="preserve">1 Roofing and Trigg Construction. As the Board of Review found, “[T]he Claimant’s cumulative occupational exposures to benzene while working in the state of West Virginia must be considered in determining the compensability of this claim. ⁠. ⁠. to the extent that Dr. Martin considered only the Claimant’s occupational exposures while working for CCRR, his report fails</w:t>
+        <w:t xml:space="preserve">Petitioner’s records reviewer, Dr. Martin, argued that the CCRR exposure cannot be related to Claimant’s MDS diagnosis due to the lag time needed to develop benzene-induced MDS. It must be noted that Dr. Martin only considered Claimant’s exposure to benzene at CCRR, ignoring Mr. Keller’s previous years of exposure to benzene while working for A-⁠1 Roofing and Trigg Construction. As the Board of Review found, “[T]he Claimant’s cumulative occupational exposures to benzene while working in the state of West Virginia must be considered in determining the compensability of this claim. ⁠. ⁠. to the extent that Dr. Martin considered only the Claimant’s occupational exposures while working for CCRR, his report fails</w:t>
       </w:r>
     </w:p>
     <w:p>
@@ -8831,19 +8737,7 @@
         <w:pStyle w:val="BodyTextKeep"/>
       </w:pPr>
       <w:r>
-        <w:t xml:space="preserve">Petitioner has failed to demonstrate that the Board of Review was clearly wrong or in error in view of the reliable, probative, and substantial evidence on the whole record as required by W. Va. Code §23</w:t>
-      </w:r>
-      <w:r>
-        <w:noBreakHyphen/>
-      </w:r>
-      <w:r>
-        <w:t xml:space="preserve">5</w:t>
-      </w:r>
-      <w:r>
-        <w:noBreakHyphen/>
-      </w:r>
-      <w:r>
-        <w:t xml:space="preserve">12a(b).</w:t>
+        <w:t xml:space="preserve">Petitioner has failed to demonstrate that the Board of Review was clearly wrong or in error in view of the reliable, probative, and substantial evidence on the whole record as required by W. Va. Code §23-⁠5-⁠12a(b).</w:t>
       </w:r>
     </w:p>
     <w:p>
@@ -9160,9 +9054,7 @@
               <w:t xml:space="preserve"> </w:t>
             </w:r>
             <w:r>
-              <w:t xml:space="preserve">233</w:t>
-              <w:noBreakHyphen/>
-              <w:t xml:space="preserve">0777</w:t>
+              <w:t xml:space="preserve">233-⁠0777</w:t>
             </w:r>
             <w:r>
               <w:t xml:space="preserve"> ⁠</w:t>
@@ -9186,9 +9078,7 @@
               <w:t xml:space="preserve"> </w:t>
             </w:r>
             <w:r>
-              <w:t xml:space="preserve">233</w:t>
-              <w:noBreakHyphen/>
-              <w:t xml:space="preserve">0774</w:t>
+              <w:t xml:space="preserve">233-⁠0774</w:t>
             </w:r>
           </w:p>
           <w:p>
@@ -9967,19 +9857,7 @@
         <w:t xml:space="preserve"> </w:t>
       </w:r>
       <w:r>
-        <w:t xml:space="preserve">See BOR Order at 12</w:t>
-      </w:r>
-      <w:r>
-        <w:noBreakHyphen/>
-      </w:r>
-      <w:r>
-        <w:t xml:space="preserve">13, R.A.00012</w:t>
-      </w:r>
-      <w:r>
-        <w:noBreakHyphen/>
-      </w:r>
-      <w:r>
-        <w:t xml:space="preserve">00013.</w:t>
+        <w:t xml:space="preserve">See BOR Order at 12-⁠13, R.A.00012-⁠00013.</w:t>
       </w:r>
     </w:p>
   </w:footnote>
@@ -10017,13 +9895,7 @@
         <w:t xml:space="preserve"> </w:t>
       </w:r>
       <w:r>
-        <w:t xml:space="preserve">Keller Depo. p. 22:10</w:t>
-      </w:r>
-      <w:r>
-        <w:noBreakHyphen/>
-      </w:r>
-      <w:r>
-        <w:t xml:space="preserve">19, R.A. 000029.</w:t>
+        <w:t xml:space="preserve">Keller Depo. p. 22:10-⁠19, R.A. 000029.</w:t>
       </w:r>
     </w:p>
   </w:footnote>
@@ -10042,13 +9914,7 @@
         <w:t xml:space="preserve"> </w:t>
       </w:r>
       <w:r>
-        <w:t xml:space="preserve">Keller Depo. p. 26:14</w:t>
-      </w:r>
-      <w:r>
-        <w:noBreakHyphen/>
-      </w:r>
-      <w:r>
-        <w:t xml:space="preserve">21, R.A. 000030.</w:t>
+        <w:t xml:space="preserve">Keller Depo. p. 26:14-⁠21, R.A. 000030.</w:t>
       </w:r>
     </w:p>
   </w:footnote>
@@ -10067,13 +9933,7 @@
         <w:t xml:space="preserve"> </w:t>
       </w:r>
       <w:r>
-        <w:t xml:space="preserve">Keller Depo. p. 18:5</w:t>
-      </w:r>
-      <w:r>
-        <w:noBreakHyphen/>
-      </w:r>
-      <w:r>
-        <w:t xml:space="preserve">10, R.A. 000028.</w:t>
+        <w:t xml:space="preserve">Keller Depo. p. 18:5-⁠10, R.A. 000028.</w:t>
       </w:r>
     </w:p>
   </w:footnote>
@@ -10092,13 +9952,7 @@
         <w:t xml:space="preserve"> </w:t>
       </w:r>
       <w:r>
-        <w:t xml:space="preserve">Keller Depo. p. 24:6</w:t>
-      </w:r>
-      <w:r>
-        <w:noBreakHyphen/>
-      </w:r>
-      <w:r>
-        <w:t xml:space="preserve">15, R.A. 000029.</w:t>
+        <w:t xml:space="preserve">Keller Depo. p. 24:6-⁠15, R.A. 000029.</w:t>
       </w:r>
     </w:p>
   </w:footnote>
@@ -10117,13 +9971,7 @@
         <w:t xml:space="preserve"> </w:t>
       </w:r>
       <w:r>
-        <w:t xml:space="preserve">Keller Depo. p. 24:13</w:t>
-      </w:r>
-      <w:r>
-        <w:noBreakHyphen/>
-      </w:r>
-      <w:r>
-        <w:t xml:space="preserve">24, R.A. 000029.</w:t>
+        <w:t xml:space="preserve">Keller Depo. p. 24:13-⁠24, R.A. 000029.</w:t>
       </w:r>
     </w:p>
   </w:footnote>
@@ -10142,37 +9990,13 @@
         <w:t xml:space="preserve"> </w:t>
       </w:r>
       <w:r>
-        <w:t xml:space="preserve">Keller Depo. p. 20:1</w:t>
-      </w:r>
-      <w:r>
-        <w:noBreakHyphen/>
-      </w:r>
-      <w:r>
-        <w:t xml:space="preserve">9, R.A. 000028; Keller Depo. p. 30:4</w:t>
-      </w:r>
-      <w:r>
-        <w:noBreakHyphen/>
-      </w:r>
-      <w:r>
-        <w:t xml:space="preserve">12, R.A. 000031. Benzene exposure from rubber glue application has been calculated at 53 parts per million (ppm) by researchers at the National Cancer Institute. Validating the exposure assessment of NCI’s Chinese benzene study, the authors reported that “[t]he highest benzene exposure was observed among rubber workers, especially among rubber glue applicators. ⁠. ⁠. with an average estimated exposure level of 53 ppm. ⁠. ⁠.” Dosemeci,</w:t>
-      </w:r>
-      <w:r>
-        <w:t xml:space="preserve"> </w:t>
-      </w:r>
-      <w:r>
-        <w:t xml:space="preserve">Mustafa, et al. Validation of Benzene Exposure Assessment. Annals NY Acad Sciences 837:114</w:t>
-      </w:r>
-      <w:r>
-        <w:noBreakHyphen/>
-      </w:r>
-      <w:r>
-        <w:t xml:space="preserve">121, 117 (1997). R.A. 000043</w:t>
-      </w:r>
-      <w:r>
-        <w:noBreakHyphen/>
-      </w:r>
-      <w:r>
-        <w:t xml:space="preserve">000050.</w:t>
+        <w:t xml:space="preserve">Keller Depo. p. 20:1-⁠9, R.A. 000028; Keller Depo. p. 30:4-⁠12, R.A. 000031. Benzene exposure from rubber glue application has been calculated at 53 parts per million (ppm) by researchers at the National Cancer Institute. Validating the exposure assessment of NCI’s Chinese benzene study, the authors reported that “[t]he highest benzene exposure was observed among rubber workers, especially among rubber glue applicators. ⁠. ⁠. with an average estimated exposure level of 53 ppm. ⁠. ⁠.” Dosemeci,</w:t>
+      </w:r>
+      <w:r>
+        <w:t xml:space="preserve"> </w:t>
+      </w:r>
+      <w:r>
+        <w:t xml:space="preserve">Mustafa, et al. Validation of Benzene Exposure Assessment. Annals NY Acad Sciences 837:114-⁠121, 117 (1997). R.A. 000043-⁠000050.</w:t>
       </w:r>
     </w:p>
   </w:footnote>
@@ -10191,13 +10015,7 @@
         <w:t xml:space="preserve"> </w:t>
       </w:r>
       <w:r>
-        <w:t xml:space="preserve">Keller Depo. p. 64:7</w:t>
-      </w:r>
-      <w:r>
-        <w:noBreakHyphen/>
-      </w:r>
-      <w:r>
-        <w:t xml:space="preserve">11, R.A. 000039.</w:t>
+        <w:t xml:space="preserve">Keller Depo. p. 64:7-⁠11, R.A. 000039.</w:t>
       </w:r>
     </w:p>
   </w:footnote>
@@ -10216,13 +10034,7 @@
         <w:t xml:space="preserve"> </w:t>
       </w:r>
       <w:r>
-        <w:t xml:space="preserve">Keller Depo. p. 22:10</w:t>
-      </w:r>
-      <w:r>
-        <w:noBreakHyphen/>
-      </w:r>
-      <w:r>
-        <w:t xml:space="preserve">19, R.A. 000029.</w:t>
+        <w:t xml:space="preserve">Keller Depo. p. 22:10-⁠19, R.A. 000029.</w:t>
       </w:r>
     </w:p>
   </w:footnote>
@@ -10241,13 +10053,7 @@
         <w:t xml:space="preserve"> </w:t>
       </w:r>
       <w:r>
-        <w:t xml:space="preserve">Ronald Keller Affidavit ¶¶ 4, 6, &amp; 7, R.A. 000051</w:t>
-      </w:r>
-      <w:r>
-        <w:noBreakHyphen/>
-      </w:r>
-      <w:r>
-        <w:t xml:space="preserve">000052.</w:t>
+        <w:t xml:space="preserve">Ronald Keller Affidavit ¶¶ 4, 6, &amp; 7, R.A. 000051-⁠000052.</w:t>
       </w:r>
     </w:p>
   </w:footnote>
@@ -10304,127 +10110,7 @@
         <w:t xml:space="preserve"> </w:t>
       </w:r>
       <w:r>
-        <w:t xml:space="preserve">Rose Report pp. 1</w:t>
-      </w:r>
-      <w:r>
-        <w:noBreakHyphen/>
-      </w:r>
-      <w:r>
-        <w:t xml:space="preserve">2, R.A. 000063</w:t>
-      </w:r>
-      <w:r>
-        <w:noBreakHyphen/>
-      </w:r>
-      <w:r>
-        <w:t xml:space="preserve">000064. In addition to his work with CCRR, Claimant also worked at A</w:t>
-      </w:r>
-      <w:r>
-        <w:noBreakHyphen/>
-      </w:r>
-      <w:r>
-        <w:t xml:space="preserve">1 Roofing in the Wheeling, West Virginia area for approximately four (4) years. See Ronald Keller June 21, 2017 Affidavit ¶¶ 4 &amp; 6, R.A. 000051</w:t>
-      </w:r>
-      <w:r>
-        <w:noBreakHyphen/>
-      </w:r>
-      <w:r>
-        <w:t xml:space="preserve">000052. On average he worked 60</w:t>
-      </w:r>
-      <w:r>
-        <w:noBreakHyphen/>
-      </w:r>
-      <w:r>
-        <w:t xml:space="preserve">80 hours per week running a roofing crew repairing both commercial and residential roofs. See Keller Depo. pp. 27:14</w:t>
-      </w:r>
-      <w:r>
-        <w:noBreakHyphen/>
-      </w:r>
-      <w:r>
-        <w:t xml:space="preserve">23; 28:1; 31:3</w:t>
-      </w:r>
-      <w:r>
-        <w:noBreakHyphen/>
-      </w:r>
-      <w:r>
-        <w:t xml:space="preserve">5, R.A. 000030</w:t>
-      </w:r>
-      <w:r>
-        <w:noBreakHyphen/>
-      </w:r>
-      <w:r>
-        <w:t xml:space="preserve">000031. He would spend about 20 hours per week tarring roofs. See Keller Depo. pp. 30:22</w:t>
-      </w:r>
-      <w:r>
-        <w:noBreakHyphen/>
-      </w:r>
-      <w:r>
-        <w:t xml:space="preserve">24; 31:1</w:t>
-      </w:r>
-      <w:r>
-        <w:noBreakHyphen/>
-      </w:r>
-      <w:r>
-        <w:t xml:space="preserve">2, R.A. 000032. He was exposed to Firestone roofing glue and adhesives, 12</w:t>
-      </w:r>
-      <w:r>
-        <w:noBreakHyphen/>
-      </w:r>
-      <w:r>
-        <w:t xml:space="preserve">15 times over the course of one year. See Keller Depo. p. 28:15</w:t>
-      </w:r>
-      <w:r>
-        <w:noBreakHyphen/>
-      </w:r>
-      <w:r>
-        <w:t xml:space="preserve">22, R.A.000030. Claimant worked for Trigg Construction &amp; Home Improvement in 2003 and 2004 doing only roofing work in West Virginia including many Firestone inner-tube type roofs, as well as numerous shingles, tarring, and chimneys. See Social Security Itemized Statement of Earnings, June 30, 2018, p. 7, R.A.000085; See also, Keller Depo. pp. 32:11</w:t>
-      </w:r>
-      <w:r>
-        <w:noBreakHyphen/>
-      </w:r>
-      <w:r>
-        <w:t xml:space="preserve">15; 16</w:t>
-      </w:r>
-      <w:r>
-        <w:noBreakHyphen/>
-      </w:r>
-      <w:r>
-        <w:t xml:space="preserve">18; 21</w:t>
-      </w:r>
-      <w:r>
-        <w:noBreakHyphen/>
-      </w:r>
-      <w:r>
-        <w:t xml:space="preserve">24; 33:1</w:t>
-      </w:r>
-      <w:r>
-        <w:noBreakHyphen/>
-      </w:r>
-      <w:r>
-        <w:t xml:space="preserve">2, R.A. 000031</w:t>
-      </w:r>
-      <w:r>
-        <w:noBreakHyphen/>
-      </w:r>
-      <w:r>
-        <w:t xml:space="preserve">000032. The adhesives smelled so strongly that it would make people feel sick as if they were going to pass out. See Keller Depo. p. 26:3</w:t>
-      </w:r>
-      <w:r>
-        <w:noBreakHyphen/>
-      </w:r>
-      <w:r>
-        <w:t xml:space="preserve">5, R.A. 000030. The tar and adhesives also got on his skin and he cleaned up at both places of employment with gasoline or WD</w:t>
-      </w:r>
-      <w:r>
-        <w:noBreakHyphen/>
-      </w:r>
-      <w:r>
-        <w:t xml:space="preserve">40. See Keller Depo. p. 30:17</w:t>
-      </w:r>
-      <w:r>
-        <w:noBreakHyphen/>
-      </w:r>
-      <w:r>
-        <w:t xml:space="preserve">21, R.A. 000031.</w:t>
+        <w:t xml:space="preserve">Rose Report pp. 1-⁠2, R.A. 000063-⁠000064. In addition to his work with CCRR, Claimant also worked at A-⁠1 Roofing in the Wheeling, West Virginia area for approximately four (4) years. See Ronald Keller June 21, 2017 Affidavit ¶¶ 4 &amp; 6, R.A. 000051-⁠000052. On average he worked 60-⁠80 hours per week running a roofing crew repairing both commercial and residential roofs. See Keller Depo. pp. 27:14-⁠23; 28:1; 31:3-⁠5, R.A. 000030-⁠000031. He would spend about 20 hours per week tarring roofs. See Keller Depo. pp. 30:22-⁠24; 31:1-⁠2, R.A. 000032. He was exposed to Firestone roofing glue and adhesives, 12-⁠15 times over the course of one year. See Keller Depo. p. 28:15-⁠22, R.A.000030. Claimant worked for Trigg Construction &amp; Home Improvement in 2003 and 2004 doing only roofing work in West Virginia including many Firestone inner-tube type roofs, as well as numerous shingles, tarring, and chimneys. See Social Security Itemized Statement of Earnings, June 30, 2018, p. 7, R.A.000085; See also, Keller Depo. pp. 32:11-⁠15; 16-⁠18; 21-⁠24; 33:1-⁠2, R.A. 000031-⁠000032. The adhesives smelled so strongly that it would make people feel sick as if they were going to pass out. See Keller Depo. p. 26:3-⁠5, R.A. 000030. The tar and adhesives also got on his skin and he cleaned up at both places of employment with gasoline or WD-⁠40. See Keller Depo. p. 30:17-⁠21, R.A. 000031.</w:t>
       </w:r>
     </w:p>
   </w:footnote>
@@ -10443,19 +10129,7 @@
         <w:t xml:space="preserve"> </w:t>
       </w:r>
       <w:r>
-        <w:t xml:space="preserve">Rose Report, Id. n. 15. See also, Martyn Smith June 24, 2021 Report p. 11 ¶ 35 (Benzene is an industrial chemical, a component of gasoline and cigarette smoke, a contaminant in mixtures of organic solvents and glues, and a widespread environmental contaminant. ⁠. ⁠. [which has been estimated to] cause as much as 8</w:t>
-      </w:r>
-      <w:r>
-        <w:noBreakHyphen/>
-      </w:r>
-      <w:r>
-        <w:t xml:space="preserve">16% of the AML and MDS cases in the general U.S. population.”), R.A.000097</w:t>
-      </w:r>
-      <w:r>
-        <w:noBreakHyphen/>
-      </w:r>
-      <w:r>
-        <w:t xml:space="preserve">000098.</w:t>
+        <w:t xml:space="preserve">Rose Report, Id. n. 15. See also, Martyn Smith June 24, 2021 Report p. 11 ¶ 35 (Benzene is an industrial chemical, a component of gasoline and cigarette smoke, a contaminant in mixtures of organic solvents and glues, and a widespread environmental contaminant. ⁠. ⁠. [which has been estimated to] cause as much as 8-⁠16% of the AML and MDS cases in the general U.S. population.”), R.A.000097-⁠000098.</w:t>
       </w:r>
     </w:p>
   </w:footnote>
@@ -10480,13 +10154,7 @@
         <w:t xml:space="preserve"> </w:t>
       </w:r>
       <w:r>
-        <w:t xml:space="preserve">DB and des Tombe. Benzene in Gasoline and Crude Oil: Occupational and Environmental Implications. American Industrial Hygiene Association Journal 63:225</w:t>
-      </w:r>
-      <w:r>
-        <w:noBreakHyphen/>
-      </w:r>
-      <w:r>
-        <w:t xml:space="preserve">230 (2001) (emphasis added), R.A. 000066.</w:t>
+        <w:t xml:space="preserve">DB and des Tombe. Benzene in Gasoline and Crude Oil: Occupational and Environmental Implications. American Industrial Hygiene Association Journal 63:225-⁠230 (2001) (emphasis added), R.A. 000066.</w:t>
       </w:r>
     </w:p>
   </w:footnote>
@@ -10505,31 +10173,7 @@
         <w:t xml:space="preserve"> </w:t>
       </w:r>
       <w:r>
-        <w:t xml:space="preserve">Dr. Martin was asked to comment only on the exposures at Chaney Construction specifically and was not asked whether Claimant’s exposures prior to Chaney Construction were a contributing cause to his development of MDS. “I rendered an opinion specifically with respect to Chaney.” Martin Depo. p. 7:22</w:t>
-      </w:r>
-      <w:r>
-        <w:noBreakHyphen/>
-      </w:r>
-      <w:r>
-        <w:t xml:space="preserve">23, R.A.000128. Dr. Martin limited his opinions to a 3-year time frame and ignored the totality of Mr. Keller’s benzene exposure, thus limiting the impact of his assessment. Martin Depo. pp. 57</w:t>
-      </w:r>
-      <w:r>
-        <w:noBreakHyphen/>
-      </w:r>
-      <w:r>
-        <w:t xml:space="preserve">58, R.A. 000178</w:t>
-      </w:r>
-      <w:r>
-        <w:noBreakHyphen/>
-      </w:r>
-      <w:r>
-        <w:t xml:space="preserve">000179. See discussion infra. pp. 13</w:t>
-      </w:r>
-      <w:r>
-        <w:noBreakHyphen/>
-      </w:r>
-      <w:r>
-        <w:t xml:space="preserve">14.</w:t>
+        <w:t xml:space="preserve">Dr. Martin was asked to comment only on the exposures at Chaney Construction specifically and was not asked whether Claimant’s exposures prior to Chaney Construction were a contributing cause to his development of MDS. “I rendered an opinion specifically with respect to Chaney.” Martin Depo. p. 7:22-⁠23, R.A.000128. Dr. Martin limited his opinions to a 3-year time frame and ignored the totality of Mr. Keller’s benzene exposure, thus limiting the impact of his assessment. Martin Depo. pp. 57-⁠58, R.A. 000178-⁠000179. See discussion infra. pp. 13-⁠14.</w:t>
       </w:r>
     </w:p>
   </w:footnote>
@@ -10548,19 +10192,7 @@
         <w:t xml:space="preserve"> </w:t>
       </w:r>
       <w:r>
-        <w:t xml:space="preserve">Martin Depo. pp. 38</w:t>
-      </w:r>
-      <w:r>
-        <w:noBreakHyphen/>
-      </w:r>
-      <w:r>
-        <w:t xml:space="preserve">39, R.A. 000159</w:t>
-      </w:r>
-      <w:r>
-        <w:noBreakHyphen/>
-      </w:r>
-      <w:r>
-        <w:t xml:space="preserve">000160.</w:t>
+        <w:t xml:space="preserve">Martin Depo. pp. 38-⁠39, R.A. 000159-⁠000160.</w:t>
       </w:r>
     </w:p>
   </w:footnote>
@@ -10585,25 +10217,7 @@
         <w:t xml:space="preserve"> </w:t>
       </w:r>
       <w:r>
-        <w:t xml:space="preserve">– Benzene risk assessment: does new evidence on myelodysplastic syndrome justify a new approach? Critical Reviews in Toxicology 48:417</w:t>
-      </w:r>
-      <w:r>
-        <w:noBreakHyphen/>
-      </w:r>
-      <w:r>
-        <w:t xml:space="preserve">432 (2018), R.A. 000189</w:t>
-      </w:r>
-      <w:r>
-        <w:noBreakHyphen/>
-      </w:r>
-      <w:r>
-        <w:t xml:space="preserve">000295, (“A higher production of hematotoxic metabolites from peak exposure provides a reasonable biological explanation for the increased MDS risk associated with repeated exposures to peaks graded in three parts per million as examined in the pooled petroleum study.”) See Martin Depo. p. 38:15</w:t>
-      </w:r>
-      <w:r>
-        <w:noBreakHyphen/>
-      </w:r>
-      <w:r>
-        <w:t xml:space="preserve">20, R.A.000159. Support for peak benzene exposures significance is also found in the Australian petroleum industry study where Glass, et al reported “There is no evidence of a [cancer] threshold in their study.” See Smith Report p. 20 ¶ 57, R.A. 000106.</w:t>
+        <w:t xml:space="preserve">– Benzene risk assessment: does new evidence on myelodysplastic syndrome justify a new approach? Critical Reviews in Toxicology 48:417-⁠432 (2018), R.A. 000189-⁠000295, (“A higher production of hematotoxic metabolites from peak exposure provides a reasonable biological explanation for the increased MDS risk associated with repeated exposures to peaks graded in three parts per million as examined in the pooled petroleum study.”) See Martin Depo. p. 38:15-⁠20, R.A.000159. Support for peak benzene exposures significance is also found in the Australian petroleum industry study where Glass, et al reported “There is no evidence of a [cancer] threshold in their study.” See Smith Report p. 20 ¶ 57, R.A. 000106.</w:t>
       </w:r>
     </w:p>
   </w:footnote>
@@ -10647,13 +10261,7 @@
         <w:t xml:space="preserve"> </w:t>
       </w:r>
       <w:r>
-        <w:t xml:space="preserve">v. Pittsburgh Corning Corp., 782 F.2d 1156, 1162</w:t>
-      </w:r>
-      <w:r>
-        <w:noBreakHyphen/>
-      </w:r>
-      <w:r>
-        <w:t xml:space="preserve">63 (4th Cir. 1986) (evidence of exposure to a specific product on a regular basis over some extended period of time in proximity to where the plaintiff actually worked supports reasonable inference of substantial causation); See also Tolley</w:t>
+        <w:t xml:space="preserve">v. Pittsburgh Corning Corp., 782 F.2d 1156, 1162-⁠63 (4th Cir. 1986) (evidence of exposure to a specific product on a regular basis over some extended period of time in proximity to where the plaintiff actually worked supports reasonable inference of substantial causation); See also Tolley</w:t>
       </w:r>
       <w:r>
         <w:t xml:space="preserve"> </w:t>
@@ -10735,13 +10343,7 @@
         <w:t xml:space="preserve"> </w:t>
       </w:r>
       <w:r>
-        <w:t xml:space="preserve">Dr. Smith has served as the U.S. representative on the Scientific Council of the International Agency for Research on Cancer (IARC). He has served as an expert on the committee that evaluated the carcinogenicity of benzene and other chemicals for IARC. He has authored or co-authored over 350 articles in peer reviewed journals in the field of toxicology, 43 book chapters, abstracts, and technical reports for U.S. EPA and California EPA – many on the causes of leukemia. His laboratory at CalBerkeley is one of the leading laboratories in the world researching the toxicity of benzene. See Martyn Smith’s curriculum vitae, R.A. 0000216</w:t>
-      </w:r>
-      <w:r>
-        <w:noBreakHyphen/>
-      </w:r>
-      <w:r>
-        <w:t xml:space="preserve">000259.</w:t>
+        <w:t xml:space="preserve">Dr. Smith has served as the U.S. representative on the Scientific Council of the International Agency for Research on Cancer (IARC). He has served as an expert on the committee that evaluated the carcinogenicity of benzene and other chemicals for IARC. He has authored or co-authored over 350 articles in peer reviewed journals in the field of toxicology, 43 book chapters, abstracts, and technical reports for U.S. EPA and California EPA – many on the causes of leukemia. His laboratory at CalBerkeley is one of the leading laboratories in the world researching the toxicity of benzene. See Martyn Smith’s curriculum vitae, R.A. 0000216-⁠000259.</w:t>
       </w:r>
     </w:p>
   </w:footnote>
@@ -10855,13 +10457,7 @@
         <w:t xml:space="preserve"> </w:t>
       </w:r>
       <w:r>
-        <w:t xml:space="preserve">Smith Report p. 13 ¶ 38 (citations omitted) (emphasis added), R.A. 000099; See also, Mehta Report p. 4, R.A. 000263; Martin Depo. p. 16:10</w:t>
-      </w:r>
-      <w:r>
-        <w:noBreakHyphen/>
-      </w:r>
-      <w:r>
-        <w:t xml:space="preserve">11, R.A. 000137.</w:t>
+        <w:t xml:space="preserve">Smith Report p. 13 ¶ 38 (citations omitted) (emphasis added), R.A. 000099; See also, Mehta Report p. 4, R.A. 000263; Martin Depo. p. 16:10-⁠11, R.A. 000137.</w:t>
       </w:r>
     </w:p>
   </w:footnote>
@@ -10880,19 +10476,7 @@
         <w:t xml:space="preserve"> </w:t>
       </w:r>
       <w:r>
-        <w:t xml:space="preserve">See Smith Report pp. 14</w:t>
-      </w:r>
-      <w:r>
-        <w:noBreakHyphen/>
-      </w:r>
-      <w:r>
-        <w:t xml:space="preserve">19 ¶¶ 40-⁠54, R.A. 000100</w:t>
-      </w:r>
-      <w:r>
-        <w:noBreakHyphen/>
-      </w:r>
-      <w:r>
-        <w:t xml:space="preserve">000105.</w:t>
+        <w:t xml:space="preserve">See Smith Report pp. 14-⁠19 ¶¶ 40-⁠54, R.A. 000100-⁠000105.</w:t>
       </w:r>
     </w:p>
   </w:footnote>
@@ -11082,13 +10666,7 @@
         <w:t xml:space="preserve"> </w:t>
       </w:r>
       <w:r>
-        <w:t xml:space="preserve">See Craig Report (“Given his significant exposure and young age at presentation with myelodysplasia, his work exposure history likely contributed to disease development.”), R.A. 000265; See also, Ross OIC-WC</w:t>
-      </w:r>
-      <w:r>
-        <w:noBreakHyphen/>
-      </w:r>
-      <w:r>
-        <w:t xml:space="preserve">1, Section II information, R.A. 000266.</w:t>
+        <w:t xml:space="preserve">See Craig Report (“Given his significant exposure and young age at presentation with myelodysplasia, his work exposure history likely contributed to disease development.”), R.A. 000265; See also, Ross OIC-WC-⁠1, Section II information, R.A. 000266.</w:t>
       </w:r>
     </w:p>
   </w:footnote>
@@ -11126,19 +10704,7 @@
         <w:t xml:space="preserve"> </w:t>
       </w:r>
       <w:r>
-        <w:t xml:space="preserve">Mehta Report pp. 4</w:t>
-      </w:r>
-      <w:r>
-        <w:noBreakHyphen/>
-      </w:r>
-      <w:r>
-        <w:t xml:space="preserve">5, R.A. 000263</w:t>
-      </w:r>
-      <w:r>
-        <w:noBreakHyphen/>
-      </w:r>
-      <w:r>
-        <w:t xml:space="preserve">000264.</w:t>
+        <w:t xml:space="preserve">Mehta Report pp. 4-⁠5, R.A. 000263-⁠000264.</w:t>
       </w:r>
     </w:p>
   </w:footnote>
@@ -11176,13 +10742,7 @@
         <w:t xml:space="preserve"> </w:t>
       </w:r>
       <w:r>
-        <w:t xml:space="preserve">Martin Depo. p. 31:11</w:t>
-      </w:r>
-      <w:r>
-        <w:noBreakHyphen/>
-      </w:r>
-      <w:r>
-        <w:t xml:space="preserve">13, R.A. 000152.</w:t>
+        <w:t xml:space="preserve">Martin Depo. p. 31:11-⁠13, R.A. 000152.</w:t>
       </w:r>
     </w:p>
   </w:footnote>
@@ -11201,13 +10761,7 @@
         <w:t xml:space="preserve"> </w:t>
       </w:r>
       <w:r>
-        <w:t xml:space="preserve">Martin Depo. p. 22:22</w:t>
-      </w:r>
-      <w:r>
-        <w:noBreakHyphen/>
-      </w:r>
-      <w:r>
-        <w:t xml:space="preserve">24, R.A. 000143.</w:t>
+        <w:t xml:space="preserve">Martin Depo. p. 22:22-⁠24, R.A. 000143.</w:t>
       </w:r>
     </w:p>
   </w:footnote>
@@ -11226,19 +10780,7 @@
         <w:t xml:space="preserve"> </w:t>
       </w:r>
       <w:r>
-        <w:t xml:space="preserve">Martin Depo. pp. 12</w:t>
-      </w:r>
-      <w:r>
-        <w:noBreakHyphen/>
-      </w:r>
-      <w:r>
-        <w:t xml:space="preserve">13, R.A. 000133</w:t>
-      </w:r>
-      <w:r>
-        <w:noBreakHyphen/>
-      </w:r>
-      <w:r>
-        <w:t xml:space="preserve">000134.</w:t>
+        <w:t xml:space="preserve">Martin Depo. pp. 12-⁠13, R.A. 000133-⁠000134.</w:t>
       </w:r>
     </w:p>
   </w:footnote>
@@ -11257,13 +10799,7 @@
         <w:t xml:space="preserve"> </w:t>
       </w:r>
       <w:r>
-        <w:t xml:space="preserve">Martin Depo. p. 35:10</w:t>
-      </w:r>
-      <w:r>
-        <w:noBreakHyphen/>
-      </w:r>
-      <w:r>
-        <w:t xml:space="preserve">18, R.A. 000156.</w:t>
+        <w:t xml:space="preserve">Martin Depo. p. 35:10-⁠18, R.A. 000156.</w:t>
       </w:r>
     </w:p>
   </w:footnote>
@@ -11301,13 +10837,7 @@
         <w:t xml:space="preserve"> </w:t>
       </w:r>
       <w:r>
-        <w:t xml:space="preserve">R.A. 000053</w:t>
-      </w:r>
-      <w:r>
-        <w:noBreakHyphen/>
-      </w:r>
-      <w:r>
-        <w:t xml:space="preserve">000054.</w:t>
+        <w:t xml:space="preserve">R.A. 000053-⁠000054.</w:t>
       </w:r>
     </w:p>
   </w:footnote>
@@ -11326,13 +10856,7 @@
         <w:t xml:space="preserve"> </w:t>
       </w:r>
       <w:r>
-        <w:t xml:space="preserve">R.A. 000055</w:t>
-      </w:r>
-      <w:r>
-        <w:noBreakHyphen/>
-      </w:r>
-      <w:r>
-        <w:t xml:space="preserve">000056.</w:t>
+        <w:t xml:space="preserve">R.A. 000055-⁠000056.</w:t>
       </w:r>
     </w:p>
   </w:footnote>
@@ -11351,13 +10875,7 @@
         <w:t xml:space="preserve"> </w:t>
       </w:r>
       <w:r>
-        <w:t xml:space="preserve">R.A. 000057</w:t>
-      </w:r>
-      <w:r>
-        <w:noBreakHyphen/>
-      </w:r>
-      <w:r>
-        <w:t xml:space="preserve">000058.</w:t>
+        <w:t xml:space="preserve">R.A. 000057-⁠000058.</w:t>
       </w:r>
     </w:p>
   </w:footnote>
@@ -12100,7 +11618,7 @@
     <w:qFormat/>
     <w:pPr>
       <w:keepLines/>
-      <w:spacing w:before="0" w:after="140" w:line="276" w:lineRule="exact"/>
+      <w:spacing w:before="46" w:after="140" w:line="276" w:lineRule="exact"/>
     </w:pPr>
     <w:rPr>
       <w:sz w:val="24"/>
